--- a/Aula 11 - 28-09-2026/Aula 11 - Apostila do Aluno.docx
+++ b/Aula 11 - 28-09-2026/Aula 11 - Apostila do Aluno.docx
@@ -12,7 +12,7 @@
           <w:color w:val="1F497D"/>
           <w:sz w:val="40"/>
         </w:rPr>
-        <w:t>APOSTILA DO ALUNO — AULA 11</w:t>
+        <w:t>APOSTILA DO ALUNO - AULA 11</w:t>
       </w:r>
     </w:p>
     <w:p>
@@ -23,7 +23,7 @@
         <w:rPr>
           <w:sz w:val="26"/>
         </w:rPr>
-        <w:t>Microsoft Power BI Desktop — Construção de um Dashboard Completo</w:t>
+        <w:t>Microsoft Power BI Desktop - Construção de um Dashboard Completo</w:t>
       </w:r>
     </w:p>
     <w:p>
@@ -97,7 +97,7 @@
     </w:p>
     <w:p>
       <w:r>
-        <w:t>Um dashboard não é uma coleção aleatória de gráficos — ele conta uma história. A sequência ideal costuma seguir do geral para o específico:</w:t>
+        <w:t>Um dashboard não é uma coleção aleatória de gráficos, ele conta uma história. A sequência ideal costuma seguir do geral para o específico:</w:t>
       </w:r>
     </w:p>
     <w:p>
@@ -121,7 +121,7 @@
         <w:pStyle w:val="ListBullet"/>
       </w:pPr>
       <w:r>
-        <w:t>Detalhe/causa: o que está por trás de uma variação — ex.: quais produtos puxam a queda em determinada região.</w:t>
+        <w:t>Detalhe/causa: o que está por trás de uma variação, por exemplo, quais produtos puxam a queda em determinada região.</w:t>
       </w:r>
     </w:p>
     <w:p>
@@ -207,7 +207,7 @@
           </w:tcPr>
           <w:p>
             <w:r>
-              <w:t>O elemento mais importante recebe mais destaque — maior, mais acima, com cor mais forte.</w:t>
+              <w:t>O elemento mais importante recebe mais destaque: maior, mais acima, com cor mais forte.</w:t>
             </w:r>
           </w:p>
         </w:tc>
@@ -300,7 +300,7 @@
         <w:pStyle w:val="ListBullet"/>
       </w:pPr>
       <w:r>
-        <w:t>Faixa superior — 3 a 4 cartões de KPI (ex.: Total de Vendas, Quantidade Total, Ticket Médio, Total de Pedidos).</w:t>
+        <w:t>Faixa superior: 3 a 4 cartões de KPI (ex.: Total de Vendas, Quantidade Total, Ticket Médio, Total de Pedidos).</w:t>
       </w:r>
     </w:p>
     <w:p>
@@ -308,7 +308,7 @@
         <w:pStyle w:val="ListBullet"/>
       </w:pPr>
       <w:r>
-        <w:t>Faixa de filtros — segmentações de dados visíveis (ex.: Região, Categoria, Período).</w:t>
+        <w:t>Faixa de filtros: segmentações de dados visíveis (ex.: Região, Categoria, Período).</w:t>
       </w:r>
     </w:p>
     <w:p>
@@ -316,7 +316,7 @@
         <w:pStyle w:val="ListBullet"/>
       </w:pPr>
       <w:r>
-        <w:t>Corpo do dashboard — 4 visuais de detalhe organizados em grade (ex.: Vendas por Mês, Vendas por Categoria, Top 10 Vendedores, Vendas por Canal).</w:t>
+        <w:t>Corpo do dashboard: 4 visuais de detalhe organizados em grade (ex.: Vendas por Mês, Vendas por Categoria, Top 10 Vendedores, Vendas por Canal).</w:t>
       </w:r>
     </w:p>
     <w:p>
@@ -439,7 +439,7 @@
         <w:pStyle w:val="ListNumber"/>
       </w:pPr>
       <w:r>
-        <w:t>Salve o arquivo — ele será usado na Aula 12 para publicação.</w:t>
+        <w:t>Salve o arquivo, ele será usado na Aula 12 para publicação.</w:t>
       </w:r>
     </w:p>
     <w:p>
@@ -586,7 +586,7 @@
           </w:tcPr>
           <w:p>
             <w:r>
-              <w:t>Key Performance Indicator (Indicador-Chave de Desempenho) — número que resume um aspecto importante do negócio.</w:t>
+              <w:t>Key Performance Indicator (Indicador-Chave de Desempenho): número que resume um aspecto importante do negócio.</w:t>
             </w:r>
           </w:p>
         </w:tc>

--- a/Aula 11 - 28-09-2026/Aula 11 - Apostila do Aluno.docx
+++ b/Aula 11 - 28-09-2026/Aula 11 - Apostila do Aluno.docx
@@ -138,6 +138,66 @@
           <w:color w:val="1F497D"/>
         </w:rPr>
         <w:t>2. Princípios de layout</w:t>
+      </w:r>
+    </w:p>
+    <w:p>
+      <w:pPr/>
+      <w:r>
+        <w:rPr>
+          <w:b/>
+        </w:rPr>
+        <w:t>Hierarquia visual</w:t>
+      </w:r>
+    </w:p>
+    <w:p>
+      <w:pPr/>
+      <w:r>
+        <w:t>O elemento mais importante recebe mais destaque — maior, mais acima, com cor mais forte.</w:t>
+      </w:r>
+    </w:p>
+    <w:p>
+      <w:pPr/>
+      <w:r>
+        <w:rPr>
+          <w:b/>
+        </w:rPr>
+        <w:t>Alinhamento</w:t>
+      </w:r>
+    </w:p>
+    <w:p>
+      <w:pPr/>
+      <w:r>
+        <w:t>Visuais alinhados em uma grade invisível transmitem organização e profissionalismo.</w:t>
+      </w:r>
+    </w:p>
+    <w:p>
+      <w:pPr/>
+      <w:r>
+        <w:rPr>
+          <w:b/>
+        </w:rPr>
+        <w:t>Espaçamento</w:t>
+      </w:r>
+    </w:p>
+    <w:p>
+      <w:pPr/>
+      <w:r>
+        <w:t>Deixar "respiro" entre os visuais evita a sensação de poluição visual.</w:t>
+      </w:r>
+    </w:p>
+    <w:p>
+      <w:pPr/>
+      <w:r>
+        <w:rPr>
+          <w:b/>
+        </w:rPr>
+        <w:t>Agrupamento</w:t>
+      </w:r>
+    </w:p>
+    <w:p>
+      <w:pPr/>
+      <w:r>
+        <w:t>Elementos relacionados (ex.: um KPI e o gráfico que o detalha) devem ficar próximos entre si.</w:t>
       </w:r>
     </w:p>
     <w:tbl>
@@ -451,6 +511,66 @@
           <w:color w:val="1F497D"/>
         </w:rPr>
         <w:t>6. Glossário</w:t>
+      </w:r>
+    </w:p>
+    <w:p>
+      <w:pPr/>
+      <w:r>
+        <w:rPr>
+          <w:b/>
+        </w:rPr>
+        <w:t>Storytelling com dados</w:t>
+      </w:r>
+    </w:p>
+    <w:p>
+      <w:pPr/>
+      <w:r>
+        <w:t>Organizar os visuais em uma sequência lógica que conta uma história.</w:t>
+      </w:r>
+    </w:p>
+    <w:p>
+      <w:pPr/>
+      <w:r>
+        <w:rPr>
+          <w:b/>
+        </w:rPr>
+        <w:t>Hierarquia visual</w:t>
+      </w:r>
+    </w:p>
+    <w:p>
+      <w:pPr/>
+      <w:r>
+        <w:t>Uso de tamanho, posição e cor para guiar o olhar do leitor.</w:t>
+      </w:r>
+    </w:p>
+    <w:p>
+      <w:pPr/>
+      <w:r>
+        <w:rPr>
+          <w:b/>
+        </w:rPr>
+        <w:t>Dashboard executivo</w:t>
+      </w:r>
+    </w:p>
+    <w:p>
+      <w:pPr/>
+      <w:r>
+        <w:t>Painel enxuto com os KPIs mais importantes para decisão rápida.</w:t>
+      </w:r>
+    </w:p>
+    <w:p>
+      <w:pPr/>
+      <w:r>
+        <w:rPr>
+          <w:b/>
+        </w:rPr>
+        <w:t>KPI</w:t>
+      </w:r>
+    </w:p>
+    <w:p>
+      <w:pPr/>
+      <w:r>
+        <w:t>Indicador-chave de desempenho, um número que resume o que importa acompanhar.</w:t>
       </w:r>
     </w:p>
     <w:tbl>
